--- a/docs/ระบบตารางสอน_คู่มือแนะนำโปรแกรม.docx
+++ b/docs/ระบบตารางสอน_คู่มือแนะนำโปรแกรม.docx
@@ -224,7 +224,7 @@
     <w:p>
       <w:pPr>
         <w:spacing w:before="0" w:after="200" w:line="276" w:lineRule="auto"/>
-        <w:jc w:val="left"/>
+        <w:jc w:val="both"/>
       </w:pPr>
       <w:r>
         <w:rPr>
@@ -234,13 +234,13 @@
           <w:color w:val="000000"/>
           <w:sz w:val="28"/>
         </w:rPr>
-        <w:t>ตารางเรียนและตารางสอนเป็นองค์ประกอบพื้นฐานที่สำคัญยิ่งในการวางแผนจัดการเรียนการสอนของโรงเรียนทหารขนส่ง กรมการขนส่งทหารบก อย่างไรก็ตาม ในระบบการจัดเก็บและปรับแต่งตารางสอนเดิมมักใช้วิธีบันทึกข้อมูลแบบดั้งเดิมผ่านทาง กระดาษพิมพ์ หรือไฟล์กระดาษคำนวณ (Excel) ที่ไม่ได้มีส่วนเชื่อมโยงข้อมูลเรียลไทม์ ทำให้ผู้ตรวจวิชา, ครูอาจารย์ผู้สอน, และนักเรียนทหารแต่ละกองชั้นไม่สามารถอัพเดทตารางเรียนที่เปลี่ยนแปลงกะทันหันร่วมกันได้ทันเวลา ก่อให้เกิดความคลาดเคลื่อนและส่งผลกระทบโดยตรงต่อประสิทธิผลการฝึกศึกษา</w:t>
+        <w:t>ตารางเรียน​และ​ตารางสอน​เป็น​องค์ประกอบพื้นฐาน​ที่​สำคัญ​ยิ่ง​ใน​การวางแผน​จัด​การเรียน​การสอน​ของ​โรงเรียน​ทหาร​ขนส่ง กรม​การขนส่ง​ทหารบก อย่างไรก็ตาม ใน​ระบบ​การ​จัดเก็บ​และ​ปรับ​แต่ง​ตารางสอน​เดิม​มัก​ใช้​วิธี​บันทึก​ข้อมูล​แบบ​ดั้งเดิม​ผ่าน​ทาง กระดาษ​พิมพ์ หรือ​ไฟล์​กระดาษ​คำนวณ (Excel) ที่​ไม่​ได้​มีส่วน​เชื่อมโยง​ข้อมูล​เรียลไทม์ ทำให้​ผู้ตรวจ​วิชา, ครู​อาจารย์ผู้สอน, และ​นักเรียน​ทหาร​แต่ละ​กอง​ชั้น​ไม่​สามารถ​อัพเดท​ตารางเรียน​ที่​เปลี่ยนแปลง​กะทันหัน​ร่วมกัน​ได้​ทันเวลา ก่อให้เกิด​ความคลาดเคลื่อน​และ​ส่ง​ผลกระทบ​โดยตรง​ต่อ​ประสิทธิผล​การ​ฝึก​ศึกษา</w:t>
       </w:r>
     </w:p>
     <w:p>
       <w:pPr>
         <w:spacing w:before="0" w:after="240" w:line="276" w:lineRule="auto"/>
-        <w:jc w:val="left"/>
+        <w:jc w:val="both"/>
       </w:pPr>
       <w:r>
         <w:rPr>
@@ -250,7 +250,7 @@
           <w:color w:val="000000"/>
           <w:sz w:val="28"/>
         </w:rPr>
-        <w:t>เพื่อขจัดปัญหาดังกล่าว จึงได้ริเริ่มพัฒนา "ระบบจัดการตารางสอนประจำสัปดาห์แบบเรียลไทม์" นี้ขึ้น เพื่อปรับปรุงขั้นตอนการจัดเตรียมตารางสอน เปลี่ยนมาสู่การจัดเก็บฐานข้อมูลคลาวด์กลาง (Cloud DB) ที่รองรับการใช้งานพร้อมกันจากอุปกรณ์ทุกประเภท ทำให้ครูวิชารวมถึงผู้บริหารสามารถตรวจสอบชั่วโมงการทำงานสะสม และอัพเดทตารางเรียนล่าสุดได้อย่างแม่นยำและรวดเร็วสูงสุด</w:t>
+        <w:t>เพื่อ​ขจัดปัญหา​ดังกล่าว จึง​ได้​ริเริ่ม​พัฒนา "ระบบ​จัดการ​ตารางสอน​ประจำสัปดาห์​แบบ​เรียลไทม์" นี้​ขึ้น เพื่อ​ปรับปรุง​ขั้นตอน​การจัดเตรียม​ตารางสอน เปลี่ยน​มาสู่​การ​จัดเก็บ​ฐานข้อมูล​คลาวด์​กลาง (Cloud DB) ที่​รองรับ​การใช้งาน​พร้อมกัน​จาก​อุปกรณ์​ทุก​ประเภท ทำให้​ครู​วิชา​รวมถึง​ผู้บริหาร​สามารถ​ตรวจสอบ​ชั่วโมง​การทำงาน​สะสม และ​อัพเดท​ตารางเรียน​ล่าสุด​ได้​อย่าง​แม่นยำ​และ​รวดเร็ว​สูงสุด</w:t>
       </w:r>
     </w:p>
     <w:p>
@@ -288,7 +288,7 @@
     <w:p>
       <w:pPr>
         <w:spacing w:before="80" w:after="40" w:line="276" w:lineRule="auto"/>
-        <w:jc w:val="left"/>
+        <w:jc w:val="both"/>
       </w:pPr>
       <w:r>
         <w:rPr>
@@ -298,13 +298,13 @@
           <w:color w:val="000000"/>
           <w:sz w:val="30"/>
         </w:rPr>
-        <w:t>✦  ☁️ ฐานข้อมูลคลาวด์เรียลไทม์ (Real-Time Cloud Sync)</w:t>
+        <w:t>✦  ☁️ ฐานข้อมูล​คลาวด์​เรียลไทม์ (Real-Time Cloud Sync)</w:t>
       </w:r>
     </w:p>
     <w:p>
       <w:pPr>
         <w:spacing w:before="0" w:after="160" w:line="276" w:lineRule="auto"/>
-        <w:jc w:val="left"/>
+        <w:jc w:val="both"/>
       </w:pPr>
       <w:r>
         <w:rPr>
@@ -314,13 +314,13 @@
           <w:color w:val="000000"/>
           <w:sz w:val="26"/>
         </w:rPr>
-        <w:t>เชื่อมต่อฐานข้อมูล Google Firebase ทำให้ข้อมูลหลักสูตร ตารางเรียน รายชื่อครู และการอัพเดทชั่วโมงสะสมซิงค์ทันทีโดยอัตโนมัติ ผู้เขียนตารางบน PC อัพเดทข้อมูล นักเรียนเปิดดูทางหน้าจอมือถือจะเห็นตารางเรียนเปลี่ยนใหม่ทันทีโดยไม่ต้องกดรีเฟรชหน้าเว็บ</w:t>
+        <w:t>เชื่อมต่อ​ฐานข้อมูล Google Firebase ทำให้​ข้อมูล​หลักสูตร ตารางเรียน รายชื่อ​ครู และ​การ​อัพเดท​ชั่วโมง​สะสม​ซิงค์​ทันที​โดยอัตโนมัติ ผู้เขียน​ตาราง​บน PC อัพเดท​ข้อมูล นักเรียน​เปิด​ดู​ทาง​หน้าจอ​มือถือ​จะ​เห็น​ตารางเรียน​เปลี่ยน​ใหม่​ทันที​โดย​ไม่ต้อง​กด​รีเฟรช​หน้า​เว็บ</w:t>
       </w:r>
     </w:p>
     <w:p>
       <w:pPr>
         <w:spacing w:before="80" w:after="40" w:line="276" w:lineRule="auto"/>
-        <w:jc w:val="left"/>
+        <w:jc w:val="both"/>
       </w:pPr>
       <w:r>
         <w:rPr>
@@ -330,13 +330,13 @@
           <w:color w:val="000000"/>
           <w:sz w:val="30"/>
         </w:rPr>
-        <w:t>✦  🔒 ระบบความปลอดภัยมาตรฐาน (Security Shield)</w:t>
+        <w:t>✦  🔒 ระบบ​ความปลอดภัย​มาตรฐาน (Security Shield)</w:t>
       </w:r>
     </w:p>
     <w:p>
       <w:pPr>
         <w:spacing w:before="0" w:after="160" w:line="276" w:lineRule="auto"/>
-        <w:jc w:val="left"/>
+        <w:jc w:val="both"/>
       </w:pPr>
       <w:r>
         <w:rPr>
@@ -346,13 +346,13 @@
           <w:color w:val="000000"/>
           <w:sz w:val="26"/>
         </w:rPr>
-        <w:t>รหัสผ่านผู้ดูแลระบบจัดเก็บอย่างปลอดภัยด้วยการเข้ารหัสผ่าน SHA-256 ฝั่งเบราว์เซอร์ พร้อมระบบตั้งค่าช่องทางการเชื่อมต่อ Firebase แบบส่วนตัวผ่าน Database Secrets คัดลอกเก็บในเครื่องผู้ดูแลเท่านั้น มั่นใจได้ว่าข้อมูลสำคัญในเซิร์ฟเวอร์จะไม่ถูกดึงหรือลบ</w:t>
+        <w:t>รหัสผ่าน​ผู้ดูแล​ระบบ​จัดเก็บ​อย่าง​ปลอดภัย​ด้วย​การเข้ารหัส​ผ่าน SHA-​256 ฝั่ง​เบราว์เซอร์ พร้อม​ระบบ​ตั้งค่า​ช่อง​ทางการ​เชื่อมต่อ Firebase แบบ​ส่วนตัว​ผ่าน Database Secrets คัดลอก​เก็บ​ใน​เครื่อง​ผู้ดูแล​เท่านั้น มั่นใจ​ได้​ว่า​ข้อมูล​สำคัญ​ใน​เซิร์ฟเวอร์​จะ​ไม่​ถูก​ดึง​หรือ​ลบ</w:t>
       </w:r>
     </w:p>
     <w:p>
       <w:pPr>
         <w:spacing w:before="80" w:after="40" w:line="276" w:lineRule="auto"/>
-        <w:jc w:val="left"/>
+        <w:jc w:val="both"/>
       </w:pPr>
       <w:r>
         <w:rPr>
@@ -362,13 +362,13 @@
           <w:color w:val="000000"/>
           <w:sz w:val="30"/>
         </w:rPr>
-        <w:t>✦  🖨️ การสั่งพิมพ์แบบตอบสนอง (Responsive A4 Print)</w:t>
+        <w:t>✦  🖨️ การ​สั่ง​พิมพ์​แบบ​ตอบสนอง (Responsive A​4 Print)</w:t>
       </w:r>
     </w:p>
     <w:p>
       <w:pPr>
         <w:spacing w:before="0" w:after="160" w:line="276" w:lineRule="auto"/>
-        <w:jc w:val="left"/>
+        <w:jc w:val="both"/>
       </w:pPr>
       <w:r>
         <w:rPr>
@@ -378,13 +378,13 @@
           <w:color w:val="000000"/>
           <w:sz w:val="26"/>
         </w:rPr>
-        <w:t>ระบบคำนวณความสูงตารางเรียนและแยกหน้ากระดาษ (Page Break) ให้อัตโนมัติในสไตล์ Landscape A4 โดยมีหัวตารางพร้อมรายชื่อผู้ตรวจและอนุมัติอย่างเป็นทางการในทุกหน้า พร้อมเปลี่ยนรูปแบบเลขสากลเป็นตัวเลขไทยได้อย่างงดงาม</w:t>
+        <w:t>ระบบ​คำนวณ​ความสูง​ตารางเรียน​และ​แยก​หน้า​กระดาษ (Page Break) ให้​อัตโนมัติ​ใน​สไตล์ Landscape A​4 โดย​มีหัว​ตาราง​พร้อม​รายชื่อ​ผู้ตรวจ​และ​อนุมัติ​อย่าง​เป็นทางการ​ใน​ทุก​หน้า พร้อม​เปลี่ยน​รูปแบบ​เลข​สากล​เป็น​ตัวเลข​ไทย​ได้​อย่าง​งดงาม</w:t>
       </w:r>
     </w:p>
     <w:p>
       <w:pPr>
         <w:spacing w:before="80" w:after="40" w:line="276" w:lineRule="auto"/>
-        <w:jc w:val="left"/>
+        <w:jc w:val="both"/>
       </w:pPr>
       <w:r>
         <w:rPr>
@@ -394,13 +394,13 @@
           <w:color w:val="000000"/>
           <w:sz w:val="30"/>
         </w:rPr>
-        <w:t>✦  📊 สรุปสถิติชั่วโมงการสอน (Excel Report Exports)</w:t>
+        <w:t>✦  📊 สรุป​สถิติ​ชั่วโมง​การสอน (Excel Report Exports)</w:t>
       </w:r>
     </w:p>
     <w:p>
       <w:pPr>
         <w:spacing w:before="0" w:after="160" w:line="276" w:lineRule="auto"/>
-        <w:jc w:val="left"/>
+        <w:jc w:val="both"/>
       </w:pPr>
       <w:r>
         <w:rPr>
@@ -410,7 +410,7 @@
           <w:color w:val="000000"/>
           <w:sz w:val="26"/>
         </w:rPr>
-        <w:t>แสดงผลสรุปชั่วโมงที่ใช้ไปเปรียบเทียบกับชั่วโมงรวมตามหลักสูตรจำแนกรายรายวิชาหรือรายผู้สอน เพื่อใช้ตรวจสอบภาระงานครูและออกรายงานสรุปสำหรับยื่นเสนอผู้บังคับบัญชาผ่านการดาวน์โหลดไฟล์ Excel ได้ทันที</w:t>
+        <w:t>แสดง​ผลสรุป​ชั่วโมง​ที่​ใช้​ไป​เปรียบเทียบ​กับ​ชั่วโมง​รวม​ตาม​หลักสูตร​จำแนก​ราย​รายวิชา​หรือ​ราย​ผู้สอน เพื่อ​ใช้​ตรวจสอบ​ภาระ​งาน​ครู​และ​ออก​รายงานสรุป​สำหรับ​ยื่นเสนอ​ผู้บังคับบัญชา​ผ่าน​การ​ดาวน์โหลด​ไฟล์ Excel ได้​ทันที</w:t>
       </w:r>
     </w:p>
     <w:p>
@@ -485,7 +485,7 @@
                 <w:color w:val="000000"/>
                 <w:sz w:val="26"/>
               </w:rPr>
-              <w:t xml:space="preserve">  ✓  ลดขั้นตอนในการประสานงานตารางสอนระหว่างแผนกวิชากองการศึกษา</w:t>
+              <w:t xml:space="preserve">  ✓  ลด​ขั้นตอน​ใน​การประสานงาน​ตารางสอน​ระหว่าง​แผนก​วิชา​กอง​การศึกษา</w:t>
             </w:r>
           </w:p>
         </w:tc>
@@ -507,7 +507,7 @@
                 <w:color w:val="000000"/>
                 <w:sz w:val="26"/>
               </w:rPr>
-              <w:t xml:space="preserve">  ✓  ลดความผิดพลาดในการจัดชั่วโมงสอนและห้องเรียนที่อาจซ้ำซ้อนกัน</w:t>
+              <w:t xml:space="preserve">  ✓  ลด​ความผิดพลาด​ใน​การ​จัด​ชั่วโมง​สอน​และ​ห้องเรียน​ที่​อาจ​ซ้ำซ้อน​กัน</w:t>
             </w:r>
           </w:p>
         </w:tc>
@@ -529,7 +529,7 @@
                 <w:color w:val="000000"/>
                 <w:sz w:val="26"/>
               </w:rPr>
-              <w:t xml:space="preserve">  ✓  ตรวจสอบเวลาเรียนสะสมของนักเรียนทหารให้เป็นไปตามเกณฑ์หลักสูตรอย่างแม่นยำ</w:t>
+              <w:t xml:space="preserve">  ✓  ตรวจสอบ​เวลาเรียน​สะสม​ของ​นักเรียน​ทหาร​ให้​เป็นไปตาม​เกณฑ์​หลักสูตร​อย่าง​แม่นยำ</w:t>
             </w:r>
           </w:p>
         </w:tc>
@@ -551,7 +551,7 @@
                 <w:color w:val="000000"/>
                 <w:sz w:val="26"/>
               </w:rPr>
-              <w:t xml:space="preserve">  ✓  ยกระดับสู่ระบบบริหารสถานศึกษาระบบดิจิทัล (Digital Education Support)</w:t>
+              <w:t xml:space="preserve">  ✓  ยกระดับ​สู่​ระบบ​บริหาร​สถานศึกษา​ระบบ​ดิจิทัล (Digital Education Support)</w:t>
             </w:r>
           </w:p>
         </w:tc>
@@ -573,7 +573,7 @@
                 <w:color w:val="000000"/>
                 <w:sz w:val="26"/>
               </w:rPr>
-              <w:t xml:space="preserve">  ✓  ลดการสิ้นเปลืองกระดาษพิมพ์สรุปตารางสอนเมื่อมีกรณีสับเปลี่ยนวิชาฉุกเฉิน</w:t>
+              <w:t xml:space="preserve">  ✓  ลด​การ​สิ้นเปลือง​กระดาษ​พิมพ์​สรุป​ตารางสอน​เมื่อ​มี​กรณี​สับเปลี่ยน​วิชา​ฉุกเฉิน</w:t>
             </w:r>
           </w:p>
         </w:tc>
